--- a/New DOCX Document.docx
+++ b/New DOCX Document.docx
@@ -2926,16 +2926,153 @@
     <w:p>
       <w:pPr>
         <w:rPr>
+          <w:rFonts w:hint="default" w:ascii="Segoe UI Emoji" w:hAnsi="Segoe UI Emoji" w:eastAsia="Segoe UI Emoji" w:cs="Segoe UI Emoji"/>
+          <w:i w:val="0"/>
+          <w:iCs w:val="0"/>
+          <w:caps w:val="0"/>
+          <w:color w:val="CCCCCC"/>
+          <w:spacing w:val="0"/>
+          <w:sz w:val="21"/>
+          <w:szCs w:val="21"/>
+          <w:shd w:val="clear" w:fill="101010"/>
+          <w:lang w:val="en-US"/>
+        </w:rPr>
+      </w:pPr>
+      <w:r>
+        <w:rPr>
           <w:rFonts w:hint="default" w:ascii="Calibri" w:hAnsi="Calibri" w:cs="Calibri"/>
-        </w:rPr>
-      </w:pPr>
+          <w:b/>
+          <w:bCs/>
+          <w:color w:val="0000FF"/>
+          <w:lang w:val="en-US"/>
+        </w:rPr>
+        <w:t>Connection with Postgres:</w:t>
+      </w:r>
+      <w:r>
+        <w:rPr>
+          <w:rFonts w:hint="default" w:ascii="Calibri" w:hAnsi="Calibri" w:cs="Calibri"/>
+          <w:b/>
+          <w:bCs/>
+          <w:color w:val="0000FF"/>
+          <w:lang w:val="en-US"/>
+        </w:rPr>
+        <w:br w:type="textWrapping"/>
+      </w:r>
+      <w:r>
+        <w:rPr>
+          <w:rFonts w:hint="default" w:ascii="Calibri" w:hAnsi="Calibri" w:cs="Calibri"/>
+          <w:b w:val="0"/>
+          <w:bCs w:val="0"/>
+          <w:color w:val="auto"/>
+          <w:lang w:val="en-US"/>
+        </w:rPr>
+        <w:t>pip install sqlalchemy asyncpg -</w:t>
+      </w:r>
+      <w:r>
+        <w:rPr>
+          <w:rFonts w:hint="default" w:ascii="Calibri" w:hAnsi="Calibri" w:cs="Calibri"/>
+          <w:b w:val="0"/>
+          <w:bCs w:val="0"/>
+          <w:color w:val="auto"/>
+          <w:lang w:val="en-US"/>
+        </w:rPr>
+        <w:br w:type="textWrapping"/>
+      </w:r>
+      <w:r>
+        <w:rPr>
+          <w:rFonts w:hint="default" w:ascii="Calibri" w:hAnsi="Calibri" w:cs="Calibri"/>
+          <w:b w:val="0"/>
+          <w:bCs w:val="0"/>
+          <w:color w:val="auto"/>
+          <w:lang w:val="en-US"/>
+        </w:rPr>
+        <w:t xml:space="preserve">sqlalchemy  is python ORM </w:t>
+      </w:r>
+      <w:r>
+        <w:rPr>
+          <w:rFonts w:ascii="Segoe UI Emoji" w:hAnsi="Segoe UI Emoji" w:eastAsia="Segoe UI Emoji" w:cs="Segoe UI Emoji"/>
+          <w:i w:val="0"/>
+          <w:iCs w:val="0"/>
+          <w:caps w:val="0"/>
+          <w:color w:val="CCCCCC"/>
+          <w:spacing w:val="0"/>
+          <w:sz w:val="21"/>
+          <w:szCs w:val="21"/>
+          <w:shd w:val="clear" w:fill="101010"/>
+        </w:rPr>
+        <w:t>like Eloquent</w:t>
+      </w:r>
+      <w:r>
+        <w:rPr>
+          <w:rFonts w:hint="default" w:ascii="Segoe UI Emoji" w:hAnsi="Segoe UI Emoji" w:eastAsia="Segoe UI Emoji" w:cs="Segoe UI Emoji"/>
+          <w:i w:val="0"/>
+          <w:iCs w:val="0"/>
+          <w:caps w:val="0"/>
+          <w:color w:val="CCCCCC"/>
+          <w:spacing w:val="0"/>
+          <w:sz w:val="21"/>
+          <w:szCs w:val="21"/>
+          <w:shd w:val="clear" w:fill="101010"/>
+          <w:lang w:val="en-US"/>
+        </w:rPr>
+        <w:t xml:space="preserve"> in Laravel</w:t>
+      </w:r>
     </w:p>
     <w:p>
       <w:pPr>
         <w:rPr>
+          <w:rFonts w:hint="default" w:ascii="Segoe UI Emoji" w:hAnsi="Segoe UI Emoji" w:eastAsia="Segoe UI Emoji" w:cs="Segoe UI Emoji"/>
+          <w:i w:val="0"/>
+          <w:iCs w:val="0"/>
+          <w:caps w:val="0"/>
+          <w:color w:val="CCCCCC"/>
+          <w:spacing w:val="0"/>
+          <w:sz w:val="21"/>
+          <w:szCs w:val="21"/>
+          <w:shd w:val="clear" w:fill="101010"/>
+          <w:lang w:val="en-US"/>
+        </w:rPr>
+      </w:pPr>
+      <w:r>
+        <w:rPr>
           <w:rFonts w:hint="default" w:ascii="Calibri" w:hAnsi="Calibri" w:cs="Calibri"/>
-        </w:rPr>
-      </w:pPr>
+          <w:b w:val="0"/>
+          <w:bCs w:val="0"/>
+          <w:color w:val="auto"/>
+          <w:lang w:val="en-US"/>
+        </w:rPr>
+        <w:t>asyncpg  - driver to interact with Postgres (here pg means postgres)</w:t>
+      </w:r>
+      <w:r>
+        <w:rPr>
+          <w:rFonts w:hint="default" w:ascii="Calibri" w:hAnsi="Calibri" w:cs="Calibri"/>
+          <w:b w:val="0"/>
+          <w:bCs w:val="0"/>
+          <w:color w:val="auto"/>
+          <w:lang w:val="en-US"/>
+        </w:rPr>
+        <w:br w:type="textWrapping"/>
+      </w:r>
+      <w:r>
+        <w:rPr>
+          <w:rFonts w:hint="default" w:ascii="Calibri" w:hAnsi="Calibri" w:cs="Calibri"/>
+          <w:b w:val="0"/>
+          <w:bCs w:val="0"/>
+          <w:color w:val="auto"/>
+          <w:lang w:val="en-US"/>
+        </w:rPr>
+        <w:br w:type="textWrapping"/>
+      </w:r>
+      <w:r>
+        <w:rPr>
+          <w:rFonts w:hint="default" w:ascii="Calibri" w:hAnsi="Calibri" w:cs="Calibri"/>
+          <w:b w:val="0"/>
+          <w:bCs w:val="0"/>
+          <w:color w:val="auto"/>
+          <w:lang w:val="en-US"/>
+        </w:rPr>
+        <w:br w:type="textWrapping"/>
+      </w:r>
     </w:p>
     <w:p>
       <w:pPr>
@@ -2948,56 +3085,102 @@
       <w:pPr>
         <w:rPr>
           <w:rFonts w:hint="default" w:ascii="Calibri" w:hAnsi="Calibri" w:cs="Calibri"/>
-        </w:rPr>
-      </w:pPr>
+          <w:color w:val="0000FF"/>
+          <w:lang w:val="en-US"/>
+        </w:rPr>
+      </w:pPr>
+      <w:r>
+        <w:rPr>
+          <w:rFonts w:hint="default" w:ascii="Calibri" w:hAnsi="Calibri" w:cs="Calibri"/>
+          <w:b/>
+          <w:bCs/>
+          <w:color w:val="0000FF"/>
+          <w:lang w:val="en-US"/>
+        </w:rPr>
+        <w:t>In database.py</w:t>
+      </w:r>
+      <w:r>
+        <w:rPr>
+          <w:rFonts w:hint="default" w:ascii="Calibri" w:hAnsi="Calibri" w:cs="Calibri"/>
+          <w:color w:val="0000FF"/>
+          <w:lang w:val="en-US"/>
+        </w:rPr>
+        <w:t>,</w:t>
+      </w:r>
+    </w:p>
+    <w:p>
+      <w:pPr>
+        <w:rPr>
+          <w:rFonts w:hint="default" w:ascii="Calibri" w:hAnsi="Calibri" w:cs="Calibri"/>
+          <w:lang w:val="en-US"/>
+        </w:rPr>
+      </w:pPr>
+      <w:r>
+        <w:rPr>
+          <w:rFonts w:hint="default" w:ascii="Calibri" w:hAnsi="Calibri" w:cs="Calibri"/>
+          <w:b w:val="0"/>
+          <w:bCs w:val="0"/>
+          <w:lang w:val="en-US"/>
+        </w:rPr>
+        <w:t>Need to write this file while creating DB connection</w:t>
+      </w:r>
       <w:bookmarkStart w:id="0" w:name="_GoBack"/>
+      <w:bookmarkEnd w:id="0"/>
       <w:r>
         <w:rPr>
           <w:rFonts w:hint="default" w:ascii="Calibri" w:hAnsi="Calibri" w:cs="Calibri"/>
-        </w:rPr>
-        <w:drawing>
-          <wp:inline distT="0" distB="0" distL="114300" distR="114300">
-            <wp:extent cx="5264785" cy="3558540"/>
-            <wp:effectExtent l="0" t="0" r="8255" b="7620"/>
-            <wp:docPr id="1" name="Picture 1"/>
-            <wp:cNvGraphicFramePr>
-              <a:graphicFrameLocks xmlns:a="http://schemas.openxmlformats.org/drawingml/2006/main" noChangeAspect="1"/>
-            </wp:cNvGraphicFramePr>
-            <a:graphic xmlns:a="http://schemas.openxmlformats.org/drawingml/2006/main">
-              <a:graphicData uri="http://schemas.openxmlformats.org/drawingml/2006/picture">
-                <pic:pic xmlns:pic="http://schemas.openxmlformats.org/drawingml/2006/picture">
-                  <pic:nvPicPr>
-                    <pic:cNvPr id="1" name="Picture 1"/>
-                    <pic:cNvPicPr>
-                      <a:picLocks noChangeAspect="1"/>
-                    </pic:cNvPicPr>
-                  </pic:nvPicPr>
-                  <pic:blipFill>
-                    <a:blip r:embed="rId4"/>
-                    <a:stretch>
-                      <a:fillRect/>
-                    </a:stretch>
-                  </pic:blipFill>
-                  <pic:spPr>
-                    <a:xfrm>
-                      <a:off x="0" y="0"/>
-                      <a:ext cx="5264785" cy="3558540"/>
-                    </a:xfrm>
-                    <a:prstGeom prst="rect">
-                      <a:avLst/>
-                    </a:prstGeom>
-                    <a:noFill/>
-                    <a:ln>
-                      <a:noFill/>
-                    </a:ln>
-                  </pic:spPr>
-                </pic:pic>
-              </a:graphicData>
-            </a:graphic>
-          </wp:inline>
-        </w:drawing>
-      </w:r>
-      <w:bookmarkEnd w:id="0"/>
+          <w:b/>
+          <w:bCs/>
+          <w:lang w:val="en-US"/>
+        </w:rPr>
+        <w:br w:type="textWrapping"/>
+      </w:r>
+      <w:r>
+        <w:rPr>
+          <w:rFonts w:hint="default" w:ascii="Calibri" w:hAnsi="Calibri" w:cs="Calibri"/>
+          <w:b/>
+          <w:bCs/>
+          <w:lang w:val="en-US"/>
+        </w:rPr>
+        <w:t xml:space="preserve">Base </w:t>
+      </w:r>
+      <w:r>
+        <w:rPr>
+          <w:rFonts w:hint="default" w:ascii="Calibri" w:hAnsi="Calibri" w:cs="Calibri"/>
+          <w:lang w:val="en-US"/>
+        </w:rPr>
+        <w:t>= declarative_base() - is like extend models in laravel while creating Model, a model in fastApi inherits from here.</w:t>
+      </w:r>
+      <w:r>
+        <w:rPr>
+          <w:rFonts w:hint="default" w:ascii="Calibri" w:hAnsi="Calibri" w:cs="Calibri"/>
+          <w:lang w:val="en-US"/>
+        </w:rPr>
+        <w:br w:type="textWrapping"/>
+      </w:r>
+      <w:r>
+        <w:rPr>
+          <w:rFonts w:hint="default" w:ascii="Calibri" w:hAnsi="Calibri" w:cs="Calibri"/>
+          <w:lang w:val="en-US"/>
+        </w:rPr>
+        <w:br w:type="textWrapping"/>
+      </w:r>
+      <w:r>
+        <w:rPr>
+          <w:rFonts w:hint="default" w:ascii="Calibri" w:hAnsi="Calibri" w:cs="Calibri"/>
+          <w:b/>
+          <w:bCs/>
+          <w:lang w:val="en-US"/>
+        </w:rPr>
+        <w:t>async def get_db()</w:t>
+      </w:r>
+      <w:r>
+        <w:rPr>
+          <w:rFonts w:hint="default" w:ascii="Calibri" w:hAnsi="Calibri" w:cs="Calibri"/>
+          <w:lang w:val="en-US"/>
+        </w:rPr>
+        <w:t xml:space="preserve"> is called when we need to call an api that needs to interact with DB, only then we inherit it in function</w:t>
+      </w:r>
     </w:p>
     <w:sectPr>
       <w:pgSz w:w="11906" w:h="16838"/>
@@ -3273,10 +3456,10 @@
     <w:lsdException w:unhideWhenUsed="0" w:uiPriority="0" w:semiHidden="0" w:name="HTML Acronym"/>
     <w:lsdException w:unhideWhenUsed="0" w:uiPriority="0" w:semiHidden="0" w:name="HTML Address"/>
     <w:lsdException w:unhideWhenUsed="0" w:uiPriority="0" w:semiHidden="0" w:name="HTML Cite"/>
-    <w:lsdException w:unhideWhenUsed="0" w:uiPriority="0" w:semiHidden="0" w:name="HTML Code"/>
+    <w:lsdException w:qFormat="1" w:unhideWhenUsed="0" w:uiPriority="0" w:semiHidden="0" w:name="HTML Code"/>
     <w:lsdException w:unhideWhenUsed="0" w:uiPriority="0" w:semiHidden="0" w:name="HTML Definition"/>
     <w:lsdException w:unhideWhenUsed="0" w:uiPriority="0" w:semiHidden="0" w:name="HTML Keyboard"/>
-    <w:lsdException w:unhideWhenUsed="0" w:uiPriority="0" w:semiHidden="0" w:name="HTML Preformatted"/>
+    <w:lsdException w:qFormat="1" w:unhideWhenUsed="0" w:uiPriority="0" w:semiHidden="0" w:name="HTML Preformatted"/>
     <w:lsdException w:unhideWhenUsed="0" w:uiPriority="0" w:semiHidden="0" w:name="HTML Sample"/>
     <w:lsdException w:unhideWhenUsed="0" w:uiPriority="0" w:semiHidden="0" w:name="HTML Typewriter"/>
     <w:lsdException w:unhideWhenUsed="0" w:uiPriority="0" w:semiHidden="0" w:name="HTML Variable"/>
@@ -3508,6 +3691,7 @@
   <w:style w:type="character" w:styleId="7">
     <w:name w:val="HTML Code"/>
     <w:basedOn w:val="4"/>
+    <w:qFormat/>
     <w:uiPriority w:val="0"/>
     <w:rPr>
       <w:rFonts w:ascii="Courier New" w:hAnsi="Courier New" w:cs="Courier New"/>
@@ -3517,6 +3701,7 @@
   </w:style>
   <w:style w:type="paragraph" w:styleId="8">
     <w:name w:val="HTML Preformatted"/>
+    <w:qFormat/>
     <w:uiPriority w:val="0"/>
     <w:pPr>
       <w:tabs>

--- a/New DOCX Document.docx
+++ b/New DOCX Document.docx
@@ -3124,8 +3124,6 @@
         </w:rPr>
         <w:t>Need to write this file while creating DB connection</w:t>
       </w:r>
-      <w:bookmarkStart w:id="0" w:name="_GoBack"/>
-      <w:bookmarkEnd w:id="0"/>
       <w:r>
         <w:rPr>
           <w:rFonts w:hint="default" w:ascii="Calibri" w:hAnsi="Calibri" w:cs="Calibri"/>
@@ -3179,8 +3177,25 @@
           <w:rFonts w:hint="default" w:ascii="Calibri" w:hAnsi="Calibri" w:cs="Calibri"/>
           <w:lang w:val="en-US"/>
         </w:rPr>
-        <w:t xml:space="preserve"> is called when we need to call an api that needs to interact with DB, only then we inherit it in function</w:t>
-      </w:r>
+        <w:t xml:space="preserve"> is called when we need to call an api that needs to interact with DB, only then we inherit it in function,</w:t>
+      </w:r>
+      <w:r>
+        <w:rPr>
+          <w:rFonts w:hint="default" w:ascii="Calibri" w:hAnsi="Calibri" w:cs="Calibri"/>
+          <w:lang w:val="en-US"/>
+        </w:rPr>
+        <w:br w:type="textWrapping"/>
+      </w:r>
+      <w:r>
+        <w:rPr>
+          <w:rFonts w:hint="default" w:ascii="Calibri" w:hAnsi="Calibri" w:cs="Calibri"/>
+          <w:lang w:val="en-US"/>
+        </w:rPr>
+        <w:tab/>
+        <w:t>await use korte gele aysnc use korte hoy</w:t>
+      </w:r>
+      <w:bookmarkStart w:id="0" w:name="_GoBack"/>
+      <w:bookmarkEnd w:id="0"/>
     </w:p>
     <w:sectPr>
       <w:pgSz w:w="11906" w:h="16838"/>
@@ -3445,7 +3460,7 @@
     <w:lsdException w:unhideWhenUsed="0" w:uiPriority="0" w:semiHidden="0" w:name="Body Text Indent 2"/>
     <w:lsdException w:unhideWhenUsed="0" w:uiPriority="0" w:semiHidden="0" w:name="Body Text Indent 3"/>
     <w:lsdException w:unhideWhenUsed="0" w:uiPriority="0" w:semiHidden="0" w:name="Block Text"/>
-    <w:lsdException w:unhideWhenUsed="0" w:uiPriority="0" w:semiHidden="0" w:name="Hyperlink"/>
+    <w:lsdException w:qFormat="1" w:unhideWhenUsed="0" w:uiPriority="0" w:semiHidden="0" w:name="Hyperlink"/>
     <w:lsdException w:unhideWhenUsed="0" w:uiPriority="0" w:semiHidden="0" w:name="FollowedHyperlink"/>
     <w:lsdException w:qFormat="1" w:unhideWhenUsed="0" w:uiPriority="0" w:semiHidden="0" w:name="Strong"/>
     <w:lsdException w:qFormat="1" w:unhideWhenUsed="0" w:uiPriority="0" w:semiHidden="0" w:name="Emphasis"/>
@@ -3735,6 +3750,7 @@
   <w:style w:type="character" w:styleId="9">
     <w:name w:val="Hyperlink"/>
     <w:basedOn w:val="4"/>
+    <w:qFormat/>
     <w:uiPriority w:val="0"/>
     <w:rPr>
       <w:color w:val="0000FF"/>
